--- a/submission/5-注错仿真计划.docx
+++ b/submission/5-注错仿真计划.docx
@@ -473,46 +473,7 @@
         </w:rPr>
       </w:pPr>
       <w:r>
-        <w:rPr>
-          <w:lang w:eastAsia="zh-CN"/>
-        </w:rPr>
-        <w:t>保护概率</w:t>
-      </w:r>
-      <w:r>
-        <w:rPr>
-          <w:lang w:eastAsia="zh-CN"/>
-        </w:rPr>
-        <w:t xml:space="preserve"> = (</w:t>
-      </w:r>
-      <w:r>
-        <w:rPr>
-          <w:lang w:eastAsia="zh-CN"/>
-        </w:rPr>
-        <w:t>已纠正</w:t>
-      </w:r>
-      <w:r>
-        <w:rPr>
-          <w:lang w:eastAsia="zh-CN"/>
-        </w:rPr>
-        <w:t xml:space="preserve"> + </w:t>
-      </w:r>
-      <w:r>
-        <w:rPr>
-          <w:lang w:eastAsia="zh-CN"/>
-        </w:rPr>
-        <w:t>已探知</w:t>
-      </w:r>
-      <w:r>
-        <w:rPr>
-          <w:lang w:eastAsia="zh-CN"/>
-        </w:rPr>
-        <w:t xml:space="preserve">) / </w:t>
-      </w:r>
-      <w:r>
-        <w:rPr>
-          <w:lang w:eastAsia="zh-CN"/>
-        </w:rPr>
-        <w:t>错误总数</w:t>
+        <w:t>保护概率 = (已纠正 + 已探知 + 潜伏) / 错误总数；注错分母使用 fault_campaign/Register_fault_list.csv + Logic_fault_list.csv。</w:t>
       </w:r>
     </w:p>
     <w:p>
@@ -605,13 +566,15 @@
     </w:p>
     <w:p>
       <w:r>
-        <w:t xml:space="preserve">fault_campaign/fault_list.csv — 54 </w:t>
-      </w:r>
-      <w:r>
-        <w:t>定向</w:t>
-      </w:r>
-      <w:r>
-        <w:t xml:space="preserve"> fault site</w:t>
+        <w:t>fault_campaign/fault_list.csv — 54 基线 fault site (legacy)</w:t>
+        <w:br/>
+        <w:t>fault_campaign/fault_bit_full_list.csv — 610 bit 扫描 (legacy, 待 FI TB 扩展 TMR 路径)</w:t>
+        <w:br/>
+        <w:t>fault_campaign/Register_fault_list.csv — 208182 行 (post-TMR 寄存器清单)</w:t>
+        <w:br/>
+        <w:t>fault_campaign/Logic_fault_list.csv — 14 行 (逻辑清单)</w:t>
+        <w:br/>
+        <w:t>fault_campaign/fault_smoke_tmr.csv — 14 项 smoke (升级后首批验证)</w:t>
       </w:r>
     </w:p>
     <w:p>
@@ -658,10 +621,9 @@
         <w:pStyle w:val="1"/>
       </w:pPr>
       <w:r>
-        <w:t xml:space="preserve">6. </w:t>
-      </w:r>
-      <w:r>
-        <w:t>验证结果摘要</w:t>
+        <w:t>6. 验证结果摘要 (待重新跑批)</w:t>
+        <w:br/>
+        <w:t>RTL 安全机制已升级；注错 TB 与 campaign 同步更新后执行: cd submission/scripts &amp;&amp; bash run_fault.sh &amp;&amp; python ../tools/analyze_fi_report.py --input ../sim/fault_injection/reports/fault_injection_report.csv</w:t>
       </w:r>
     </w:p>
     <w:tbl>
